--- a/data/exports/kcet-magnetism-and-matter_revision_notes.docx
+++ b/data/exports/kcet-magnetism-and-matter_revision_notes.docx
@@ -164,10 +164,10 @@
             <w:r>
               <w:rPr>
                 <w:b/>
-                <w:color w:val="C53030"/>
+                <w:color w:val="2B6CB0"/>
                 <w:sz w:val="19"/>
               </w:rPr>
-              <w:t>Very High</w:t>
+              <w:t>High</w:t>
             </w:r>
           </w:p>
         </w:tc>
@@ -189,7 +189,7 @@
                 <w:color w:val="2D3748"/>
                 <w:sz w:val="19"/>
               </w:rPr>
-              <w:t>Kcet Magnetism And Matter - Core Application</w:t>
+              <w:t>Magnetic Materials (Dia, Para, Ferro) &amp; Hysteresis</w:t>
             </w:r>
           </w:p>
         </w:tc>
@@ -209,7 +209,7 @@
               <w:rPr>
                 <w:sz w:val="19"/>
               </w:rPr>
-              <w:t>18 PYQs</w:t>
+              <w:t>11 PYQs</w:t>
             </w:r>
           </w:p>
         </w:tc>
@@ -230,7 +230,94 @@
                 <w:color w:val="718096"/>
                 <w:sz w:val="19"/>
               </w:rPr>
-              <w:t>General Concept</w:t>
+              <w:t>Materials</w:t>
+            </w:r>
+          </w:p>
+        </w:tc>
+      </w:tr>
+      <w:tr>
+        <w:tc>
+          <w:tcPr>
+            <w:tcW w:type="dxa" w:w="2160"/>
+            <w:shd w:fill="FFFFFF"/>
+            <w:tcMar>
+              <w:top w:w="80" w:type="dxa"/>
+              <w:bottom w:w="80" w:type="dxa"/>
+              <w:left w:w="150" w:type="dxa"/>
+              <w:right w:w="150" w:type="dxa"/>
+            </w:tcMar>
+          </w:tcPr>
+          <w:p>
+            <w:r>
+              <w:rPr>
+                <w:b/>
+                <w:color w:val="2B6CB0"/>
+                <w:sz w:val="19"/>
+              </w:rPr>
+              <w:t>High</w:t>
+            </w:r>
+          </w:p>
+        </w:tc>
+        <w:tc>
+          <w:tcPr>
+            <w:tcW w:type="dxa" w:w="4320"/>
+            <w:shd w:fill="FFFFFF"/>
+            <w:tcMar>
+              <w:top w:w="80" w:type="dxa"/>
+              <w:bottom w:w="80" w:type="dxa"/>
+              <w:left w:w="150" w:type="dxa"/>
+              <w:right w:w="150" w:type="dxa"/>
+            </w:tcMar>
+          </w:tcPr>
+          <w:p>
+            <w:r>
+              <w:rPr>
+                <w:b/>
+                <w:color w:val="2D3748"/>
+                <w:sz w:val="19"/>
+              </w:rPr>
+              <w:t>Magnetic Dipole Moment &amp; Earth's Magnetism</w:t>
+            </w:r>
+          </w:p>
+        </w:tc>
+        <w:tc>
+          <w:tcPr>
+            <w:tcW w:type="dxa" w:w="1728"/>
+            <w:shd w:fill="FFFFFF"/>
+            <w:tcMar>
+              <w:top w:w="80" w:type="dxa"/>
+              <w:bottom w:w="80" w:type="dxa"/>
+              <w:left w:w="150" w:type="dxa"/>
+              <w:right w:w="150" w:type="dxa"/>
+            </w:tcMar>
+          </w:tcPr>
+          <w:p>
+            <w:r>
+              <w:rPr>
+                <w:sz w:val="19"/>
+              </w:rPr>
+              <w:t>9 PYQs</w:t>
+            </w:r>
+          </w:p>
+        </w:tc>
+        <w:tc>
+          <w:tcPr>
+            <w:tcW w:type="dxa" w:w="1872"/>
+            <w:shd w:fill="FFFFFF"/>
+            <w:tcMar>
+              <w:top w:w="80" w:type="dxa"/>
+              <w:bottom w:w="80" w:type="dxa"/>
+              <w:left w:w="150" w:type="dxa"/>
+              <w:right w:w="150" w:type="dxa"/>
+            </w:tcMar>
+          </w:tcPr>
+          <w:p>
+            <w:r>
+              <w:rPr>
+                <w:color w:val="718096"/>
+                <w:sz w:val="19"/>
+              </w:rPr>
+              <w:t>Dipoles &amp; Terrestrial</w:t>
             </w:r>
           </w:p>
         </w:tc>
@@ -311,6 +398,98 @@
           </w:p>
         </w:tc>
       </w:tr>
+      <w:tr>
+        <w:tc>
+          <w:tcPr>
+            <w:tcW w:type="dxa" w:w="3600"/>
+            <w:shd w:fill="F7FAFC"/>
+            <w:tcMar>
+              <w:top w:w="100" w:type="dxa"/>
+              <w:bottom w:w="100" w:type="dxa"/>
+              <w:left w:w="150" w:type="dxa"/>
+              <w:right w:w="150" w:type="dxa"/>
+            </w:tcMar>
+          </w:tcPr>
+          <w:p>
+            <w:r>
+              <w:rPr>
+                <w:b/>
+                <w:color w:val="1A365D"/>
+                <w:sz w:val="19"/>
+              </w:rPr>
+              <w:t>Magnetic Materials (Dia, Para, Ferro) &amp; Hysteresis</w:t>
+            </w:r>
+          </w:p>
+        </w:tc>
+        <w:tc>
+          <w:tcPr>
+            <w:tcW w:type="dxa" w:w="6480"/>
+            <w:shd w:fill="F7FAFC"/>
+            <w:tcMar>
+              <w:top w:w="100" w:type="dxa"/>
+              <w:bottom w:w="100" w:type="dxa"/>
+              <w:left w:w="150" w:type="dxa"/>
+              <w:right w:w="150" w:type="dxa"/>
+            </w:tcMar>
+          </w:tcPr>
+          <w:p>
+            <w:r>
+              <w:rPr>
+                <w:rFonts w:ascii="Cambria Math" w:hAnsi="Cambria Math"/>
+                <w:color w:val="2D3748"/>
+                <w:sz w:val="19"/>
+              </w:rPr>
+              <w:t>\vec{B} = \mu_0(\vec{H} + \vec{M}), \quad \mu_r = 1 + \chi, \quad \chi_{\text{para}} = \frac{C}{T}, \quad \chi_{\text{ferro}} = \frac{C}{T - T_c}</w:t>
+            </w:r>
+          </w:p>
+        </w:tc>
+      </w:tr>
+      <w:tr>
+        <w:tc>
+          <w:tcPr>
+            <w:tcW w:type="dxa" w:w="3600"/>
+            <w:shd w:fill="FFFFFF"/>
+            <w:tcMar>
+              <w:top w:w="100" w:type="dxa"/>
+              <w:bottom w:w="100" w:type="dxa"/>
+              <w:left w:w="150" w:type="dxa"/>
+              <w:right w:w="150" w:type="dxa"/>
+            </w:tcMar>
+          </w:tcPr>
+          <w:p>
+            <w:r>
+              <w:rPr>
+                <w:b/>
+                <w:color w:val="1A365D"/>
+                <w:sz w:val="19"/>
+              </w:rPr>
+              <w:t>Magnetic Dipole Moment &amp; Earth's Magnetism</w:t>
+            </w:r>
+          </w:p>
+        </w:tc>
+        <w:tc>
+          <w:tcPr>
+            <w:tcW w:type="dxa" w:w="6480"/>
+            <w:shd w:fill="FFFFFF"/>
+            <w:tcMar>
+              <w:top w:w="100" w:type="dxa"/>
+              <w:bottom w:w="100" w:type="dxa"/>
+              <w:left w:w="150" w:type="dxa"/>
+              <w:right w:w="150" w:type="dxa"/>
+            </w:tcMar>
+          </w:tcPr>
+          <w:p>
+            <w:r>
+              <w:rPr>
+                <w:rFonts w:ascii="Cambria Math" w:hAnsi="Cambria Math"/>
+                <w:color w:val="2D3748"/>
+                <w:sz w:val="19"/>
+              </w:rPr>
+              <w:t>\vec{M} = I\vec{A} = N I A, \quad \mu_B = \frac{e\hbar}{2m} \approx 9.27 \times 10^{-24}\text{ A m}^2, \quad B_H = B\cos\delta, \quad \tan\delta = \frac{B_V}{B_H}</w:t>
+            </w:r>
+          </w:p>
+        </w:tc>
+      </w:tr>
     </w:tbl>
     <w:p>
       <w:pPr>
@@ -338,7 +517,7 @@
           <w:color w:val="2B6CB0"/>
           <w:sz w:val="24"/>
         </w:rPr>
-        <w:t>3.1 Kcet Magnetism And Matter - Core Application (Very High Yield — 18 PYQs)</w:t>
+        <w:t>3.1 Magnetic Materials (Dia, Para, Ferro) &amp; Hysteresis (High Yield — 11 PYQs)</w:t>
       </w:r>
     </w:p>
     <w:p>
@@ -353,7 +532,7 @@
         <w:rPr>
           <w:sz w:val="20"/>
         </w:rPr>
-        <w:t>Key problem pattern in Kcet Magnetism And Matter.</w:t>
+        <w:t>Classification of magnetic materials, Curie-Weiss law, and hysteresis loop area (energy dissipation).</w:t>
       </w:r>
     </w:p>
     <w:tbl>
@@ -391,7 +570,7 @@
                 <w:color w:val="2D3748"/>
                 <w:sz w:val="19"/>
               </w:rPr>
-              <w:t>Watch for algebraic and sign errors.</w:t>
+              <w:t>Diamagnetic materials have small negative susceptibility χ &lt; 0 that is strictly independent of temperature.</w:t>
             </w:r>
           </w:p>
         </w:tc>
@@ -432,7 +611,7 @@
                 <w:color w:val="2D3748"/>
                 <w:sz w:val="19"/>
               </w:rPr>
-              <w:t>Verify dimensions and boundary conditions.</w:t>
+              <w:t>Permanent magnets require high retentivity and high coercivity (e.g. Alnico). Transformer cores require high permeability and low hysteresis loss (soft iron).</w:t>
             </w:r>
           </w:p>
         </w:tc>
@@ -522,6 +701,214 @@
           <w:sz w:val="18"/>
         </w:rPr>
         <w:t xml:space="preserve">"Which of the following statements is true in respect of diamagnetic susbtances?..."  </w:t>
+      </w:r>
+      <w:r>
+        <w:rPr>
+          <w:b/>
+          <w:color w:val="2B6CB0"/>
+          <w:sz w:val="18"/>
+        </w:rPr>
+        <w:t>[Ans: N/A]</w:t>
+      </w:r>
+    </w:p>
+    <w:p>
+      <w:pPr>
+        <w:spacing w:after="120"/>
+      </w:pPr>
+    </w:p>
+    <w:p>
+      <w:pPr>
+        <w:pStyle w:val="Heading2"/>
+      </w:pPr>
+      <w:r>
+        <w:rPr>
+          <w:color w:val="2B6CB0"/>
+          <w:sz w:val="24"/>
+        </w:rPr>
+        <w:t>3.2 Magnetic Dipole Moment &amp; Earth's Magnetism (High Yield — 9 PYQs)</w:t>
+      </w:r>
+    </w:p>
+    <w:p>
+      <w:r>
+        <w:rPr>
+          <w:b/>
+          <w:sz w:val="20"/>
+        </w:rPr>
+        <w:t xml:space="preserve">Core Principle: </w:t>
+      </w:r>
+      <w:r>
+        <w:rPr>
+          <w:sz w:val="20"/>
+        </w:rPr>
+        <w:t>Current loops as magnetic dipoles, orbital electron magnetic moment, and elements of Earth's magnetic field.</w:t>
+      </w:r>
+    </w:p>
+    <w:tbl>
+      <w:tblPr>
+        <w:tblW w:type="auto" w:w="0"/>
+        <w:jc w:val="center"/>
+        <w:tblLook w:firstColumn="1" w:firstRow="1" w:lastColumn="0" w:lastRow="0" w:noHBand="0" w:noVBand="1" w:val="04A0"/>
+      </w:tblPr>
+      <w:tblGrid>
+        <w:gridCol w:w="10080"/>
+      </w:tblGrid>
+      <w:tr>
+        <w:tc>
+          <w:tcPr>
+            <w:tcW w:type="dxa" w:w="10080"/>
+            <w:shd w:fill="FFF5F5"/>
+            <w:tcMar>
+              <w:top w:w="100" w:type="dxa"/>
+              <w:bottom w:w="100" w:type="dxa"/>
+              <w:left w:w="150" w:type="dxa"/>
+              <w:right w:w="150" w:type="dxa"/>
+            </w:tcMar>
+          </w:tcPr>
+          <w:p>
+            <w:r>
+              <w:rPr>
+                <w:b/>
+                <w:color w:val="C53030"/>
+                <w:sz w:val="19"/>
+              </w:rPr>
+              <w:t xml:space="preserve">⚠️ Common Trap / JEE Pitfall: </w:t>
+            </w:r>
+            <w:r>
+              <w:rPr>
+                <w:color w:val="2D3748"/>
+                <w:sz w:val="19"/>
+              </w:rPr>
+              <w:t>At the magnetic equator, dip angle δ = 0° (B_V = 0). At magnetic poles, dip angle δ = 90° (B_H = 0).</w:t>
+            </w:r>
+          </w:p>
+        </w:tc>
+      </w:tr>
+    </w:tbl>
+    <w:tbl>
+      <w:tblPr>
+        <w:tblW w:type="auto" w:w="0"/>
+        <w:jc w:val="center"/>
+        <w:tblLook w:firstColumn="1" w:firstRow="1" w:lastColumn="0" w:lastRow="0" w:noHBand="0" w:noVBand="1" w:val="04A0"/>
+      </w:tblPr>
+      <w:tblGrid>
+        <w:gridCol w:w="10080"/>
+      </w:tblGrid>
+      <w:tr>
+        <w:tc>
+          <w:tcPr>
+            <w:tcW w:type="dxa" w:w="10080"/>
+            <w:shd w:fill="F0FFF4"/>
+            <w:tcMar>
+              <w:top w:w="100" w:type="dxa"/>
+              <w:bottom w:w="100" w:type="dxa"/>
+              <w:left w:w="150" w:type="dxa"/>
+              <w:right w:w="150" w:type="dxa"/>
+            </w:tcMar>
+          </w:tcPr>
+          <w:p>
+            <w:r>
+              <w:rPr>
+                <w:b/>
+                <w:color w:val="276749"/>
+                <w:sz w:val="19"/>
+              </w:rPr>
+              <w:t xml:space="preserve">💡 Speed Hack / Trick: </w:t>
+            </w:r>
+            <w:r>
+              <w:rPr>
+                <w:color w:val="2D3748"/>
+                <w:sz w:val="19"/>
+              </w:rPr>
+              <w:t>Apparent dip δ_1, δ_2 in two mutually perpendicular vertical planes: \cot^2δ = \cot^2δ_1 + \cot^2δ_2.</w:t>
+            </w:r>
+          </w:p>
+        </w:tc>
+      </w:tr>
+    </w:tbl>
+    <w:p>
+      <w:pPr>
+        <w:spacing w:before="120" w:after="40"/>
+      </w:pPr>
+      <w:r>
+        <w:rPr>
+          <w:b/>
+          <w:color w:val="1A365D"/>
+          <w:sz w:val="19"/>
+        </w:rPr>
+        <w:t>Source PYQs testing this concept:</w:t>
+      </w:r>
+    </w:p>
+    <w:p>
+      <w:pPr>
+        <w:pStyle w:val="ListBullet"/>
+        <w:spacing w:after="40"/>
+      </w:pPr>
+      <w:r>
+        <w:rPr>
+          <w:b/>
+          <w:sz w:val="18"/>
+        </w:rPr>
+        <w:t xml:space="preserve">[2025 Shift] Q#3 (MCQ): </w:t>
+      </w:r>
+      <w:r>
+        <w:rPr>
+          <w:sz w:val="18"/>
+        </w:rPr>
+        <w:t xml:space="preserve">"Which of the following statements is true in respect of diamagnetic susbtances?..."  </w:t>
+      </w:r>
+      <w:r>
+        <w:rPr>
+          <w:b/>
+          <w:color w:val="2B6CB0"/>
+          <w:sz w:val="18"/>
+        </w:rPr>
+        <w:t>[Ans: N/A]</w:t>
+      </w:r>
+    </w:p>
+    <w:p>
+      <w:pPr>
+        <w:pStyle w:val="ListBullet"/>
+        <w:spacing w:after="40"/>
+      </w:pPr>
+      <w:r>
+        <w:rPr>
+          <w:b/>
+          <w:sz w:val="18"/>
+        </w:rPr>
+        <w:t xml:space="preserve">[2023 Shift] Q#3 (MCQ): </w:t>
+      </w:r>
+      <w:r>
+        <w:rPr>
+          <w:sz w:val="18"/>
+        </w:rPr>
+        <w:t xml:space="preserve">"The horizontal component of Earth's magnetic field at a place is 3 × 10^-5T . If the dip at that place is 45° , the result..."  </w:t>
+      </w:r>
+      <w:r>
+        <w:rPr>
+          <w:b/>
+          <w:color w:val="2B6CB0"/>
+          <w:sz w:val="18"/>
+        </w:rPr>
+        <w:t>[Ans: N/A]</w:t>
+      </w:r>
+    </w:p>
+    <w:p>
+      <w:pPr>
+        <w:pStyle w:val="ListBullet"/>
+        <w:spacing w:after="40"/>
+      </w:pPr>
+      <w:r>
+        <w:rPr>
+          <w:b/>
+          <w:sz w:val="18"/>
+        </w:rPr>
+        <w:t xml:space="preserve">[2021 Shift] Q#4 (MCQ): </w:t>
+      </w:r>
+      <w:r>
+        <w:rPr>
+          <w:sz w:val="18"/>
+        </w:rPr>
+        <w:t xml:space="preserve">"Earth's magnetic field always has a horizontal component except at..."  </w:t>
       </w:r>
       <w:r>
         <w:rPr>
@@ -660,6 +1047,127 @@
               <w:t>Solution Analysis:</w:t>
               <w:br/>
               <w:t>The wrong statements are II and III . For magnetic substances, remember these NCERT-based facts: Diamagnetic substances have small negative susceptibility: -1 ≤ χ&lt;0 So statement I is correct. Paramagnetic substances have small positive susceptibility: 0&lt;χ≪1 They do not have χ≫1 . So statement II is wrong. Ferromagnetic substances have very large positive susceptibility: χ≫1 They do not have χ≪1 . So statement III is wrong. For ferromagnetic substances, relative permeability is also very large: μ_(r)≫1 So statement IV is correct. Hence, the wrong statements are: II and III Correct option: Option C .</w:t>
+            </w:r>
+          </w:p>
+        </w:tc>
+      </w:tr>
+    </w:tbl>
+    <w:p>
+      <w:pPr>
+        <w:spacing w:after="120"/>
+      </w:pPr>
+    </w:p>
+    <w:p>
+      <w:pPr>
+        <w:spacing w:before="160" w:after="40"/>
+      </w:pPr>
+      <w:r>
+        <w:rPr>
+          <w:b/>
+          <w:color w:val="1A365D"/>
+          <w:sz w:val="22"/>
+        </w:rPr>
+        <w:t>Benchmark Problem 2: KCET 2025 (Q#3)</w:t>
+      </w:r>
+    </w:p>
+    <w:p>
+      <w:pPr>
+        <w:spacing w:after="80"/>
+      </w:pPr>
+      <w:r>
+        <w:rPr>
+          <w:sz w:val="20"/>
+        </w:rPr>
+        <w:t>Which of the following statements is true in respect of diamagnetic susbtances?</w:t>
+      </w:r>
+    </w:p>
+    <w:p>
+      <w:pPr>
+        <w:pStyle w:val="ListBullet"/>
+        <w:spacing w:after="20"/>
+      </w:pPr>
+      <w:r>
+        <w:rPr>
+          <w:sz w:val="19"/>
+        </w:rPr>
+        <w:t>(A) They are feebly attracted by magnets</w:t>
+      </w:r>
+    </w:p>
+    <w:p>
+      <w:pPr>
+        <w:pStyle w:val="ListBullet"/>
+        <w:spacing w:after="20"/>
+      </w:pPr>
+      <w:r>
+        <w:rPr>
+          <w:sz w:val="19"/>
+        </w:rPr>
+        <w:t>(B) Permeability is greater than 1000</w:t>
+      </w:r>
+    </w:p>
+    <w:p>
+      <w:pPr>
+        <w:pStyle w:val="ListBullet"/>
+        <w:spacing w:after="20"/>
+      </w:pPr>
+      <w:r>
+        <w:rPr>
+          <w:sz w:val="19"/>
+        </w:rPr>
+        <w:t>(C) Susceptibility decreases with temperature.</w:t>
+      </w:r>
+    </w:p>
+    <w:p>
+      <w:pPr>
+        <w:pStyle w:val="ListBullet"/>
+        <w:spacing w:after="20"/>
+      </w:pPr>
+      <w:r>
+        <w:rPr>
+          <w:sz w:val="19"/>
+        </w:rPr>
+        <w:t>(D) Susceptibility is small and negative</w:t>
+      </w:r>
+    </w:p>
+    <w:tbl>
+      <w:tblPr>
+        <w:tblW w:type="auto" w:w="0"/>
+        <w:jc w:val="center"/>
+        <w:tblLook w:firstColumn="1" w:firstRow="1" w:lastColumn="0" w:lastRow="0" w:noHBand="0" w:noVBand="1" w:val="04A0"/>
+      </w:tblPr>
+      <w:tblGrid>
+        <w:gridCol w:w="10080"/>
+      </w:tblGrid>
+      <w:tr>
+        <w:tc>
+          <w:tcPr>
+            <w:tcW w:type="dxa" w:w="10080"/>
+            <w:shd w:fill="F7FAFC"/>
+            <w:tcMar>
+              <w:top w:w="100" w:type="dxa"/>
+              <w:bottom w:w="100" w:type="dxa"/>
+              <w:left w:w="150" w:type="dxa"/>
+              <w:right w:w="150" w:type="dxa"/>
+            </w:tcMar>
+          </w:tcPr>
+          <w:p>
+            <w:r>
+              <w:rPr>
+                <w:b/>
+                <w:color w:val="1A365D"/>
+                <w:sz w:val="19"/>
+              </w:rPr>
+              <w:t>Correct Answer: None</w:t>
+              <w:br/>
+            </w:r>
+            <w:r>
+              <w:rPr>
+                <w:color w:val="2D3748"/>
+                <w:sz w:val="18"/>
+              </w:rPr>
+              <w:t>Solution Analysis:</w:t>
+              <w:br/>
+              <w:t>The correct choice is Option D. • Diamagnetic materials develop an induced magnetic moment opposite to an applied field, so their volume susceptibility is small and negative (χ &lt; 0). • They’re actually repelled (not attracted) by a magnet. • Their permeability μ is just below 1 (not as high as 1000). • And unlike paramagnets, their susceptibility is essentially independent of temperature.</w:t>
             </w:r>
           </w:p>
         </w:tc>

--- a/data/exports/kcet-magnetism-and-matter_revision_notes.docx
+++ b/data/exports/kcet-magnetism-and-matter_revision_notes.docx
@@ -13,7 +13,7 @@
           <w:color w:val="1A365D"/>
           <w:sz w:val="44"/>
         </w:rPr>
-        <w:t>JEE MAIN REVISION MASTER: MAGNETISM AND MATTER 2026 2 QUESTIONS 3.33% WEIGHTAGE ↑99.4%</w:t>
+        <w:t>JEE MAIN REVISION MASTER: MAGNETISM AND MATTER</w:t>
       </w:r>
     </w:p>
     <w:p>
@@ -251,10 +251,10 @@
             <w:r>
               <w:rPr>
                 <w:b/>
-                <w:color w:val="2B6CB0"/>
+                <w:color w:val="718096"/>
                 <w:sz w:val="19"/>
               </w:rPr>
-              <w:t>High</w:t>
+              <w:t>Moderate</w:t>
             </w:r>
           </w:p>
         </w:tc>
@@ -296,7 +296,7 @@
               <w:rPr>
                 <w:sz w:val="19"/>
               </w:rPr>
-              <w:t>9 PYQs</w:t>
+              <w:t>7 PYQs</w:t>
             </w:r>
           </w:p>
         </w:tc>
@@ -725,7 +725,7 @@
           <w:color w:val="2B6CB0"/>
           <w:sz w:val="24"/>
         </w:rPr>
-        <w:t>3.2 Magnetic Dipole Moment &amp; Earth's Magnetism (High Yield — 9 PYQs)</w:t>
+        <w:t>3.2 Magnetic Dipole Moment &amp; Earth's Magnetism (Moderate Yield — 7 PYQs)</w:t>
       </w:r>
     </w:p>
     <w:p>
@@ -848,33 +848,6 @@
           <w:b/>
           <w:sz w:val="18"/>
         </w:rPr>
-        <w:t xml:space="preserve">[2025 Shift] Q#3 (MCQ): </w:t>
-      </w:r>
-      <w:r>
-        <w:rPr>
-          <w:sz w:val="18"/>
-        </w:rPr>
-        <w:t xml:space="preserve">"Which of the following statements is true in respect of diamagnetic susbtances?..."  </w:t>
-      </w:r>
-      <w:r>
-        <w:rPr>
-          <w:b/>
-          <w:color w:val="2B6CB0"/>
-          <w:sz w:val="18"/>
-        </w:rPr>
-        <w:t>[Ans: N/A]</w:t>
-      </w:r>
-    </w:p>
-    <w:p>
-      <w:pPr>
-        <w:pStyle w:val="ListBullet"/>
-        <w:spacing w:after="40"/>
-      </w:pPr>
-      <w:r>
-        <w:rPr>
-          <w:b/>
-          <w:sz w:val="18"/>
-        </w:rPr>
         <w:t xml:space="preserve">[2023 Shift] Q#3 (MCQ): </w:t>
       </w:r>
       <w:r>
@@ -909,6 +882,33 @@
           <w:sz w:val="18"/>
         </w:rPr>
         <w:t xml:space="preserve">"Earth's magnetic field always has a horizontal component except at..."  </w:t>
+      </w:r>
+      <w:r>
+        <w:rPr>
+          <w:b/>
+          <w:color w:val="2B6CB0"/>
+          <w:sz w:val="18"/>
+        </w:rPr>
+        <w:t>[Ans: N/A]</w:t>
+      </w:r>
+    </w:p>
+    <w:p>
+      <w:pPr>
+        <w:pStyle w:val="ListBullet"/>
+        <w:spacing w:after="40"/>
+      </w:pPr>
+      <w:r>
+        <w:rPr>
+          <w:b/>
+          <w:sz w:val="18"/>
+        </w:rPr>
+        <w:t xml:space="preserve">[2019 Shift] Q#3 (MCQ): </w:t>
+      </w:r>
+      <w:r>
+        <w:rPr>
+          <w:sz w:val="18"/>
+        </w:rPr>
+        <w:t xml:space="preserve">"A magnetic needle has a magnetic moment of 5 × 10^-2Am^2 and moment of inertia 8 × 10^-6kgm^2 . It has a period of osc..."  </w:t>
       </w:r>
       <w:r>
         <w:rPr>
@@ -1067,7 +1067,7 @@
           <w:color w:val="1A365D"/>
           <w:sz w:val="22"/>
         </w:rPr>
-        <w:t>Benchmark Problem 2: KCET 2025 (Q#3)</w:t>
+        <w:t>Benchmark Problem 2: KCET 2023 (Q#3)</w:t>
       </w:r>
     </w:p>
     <w:p>
@@ -1078,7 +1078,7 @@
         <w:rPr>
           <w:sz w:val="20"/>
         </w:rPr>
-        <w:t>Which of the following statements is true in respect of diamagnetic susbtances?</w:t>
+        <w:t>The horizontal component of Earth's magnetic field at a place is 3 × 10^-5T . If the dip at that place is 45° , the resultant magnetic field at that place is</w:t>
       </w:r>
     </w:p>
     <w:p>
@@ -1090,7 +1090,7 @@
         <w:rPr>
           <w:sz w:val="19"/>
         </w:rPr>
-        <w:t>(A) They are feebly attracted by magnets</w:t>
+        <w:t>(A) 3 × 10^-5T</w:t>
       </w:r>
     </w:p>
     <w:p>
@@ -1102,7 +1102,7 @@
         <w:rPr>
           <w:sz w:val="19"/>
         </w:rPr>
-        <w:t>(B) Permeability is greater than 1000</w:t>
+        <w:t>(B) \frac3√(2) × 10^-5T</w:t>
       </w:r>
     </w:p>
     <w:p>
@@ -1114,7 +1114,7 @@
         <w:rPr>
           <w:sz w:val="19"/>
         </w:rPr>
-        <w:t>(C) Susceptibility decreases with temperature.</w:t>
+        <w:t>(C) 3/2√(3) × 10^-5T</w:t>
       </w:r>
     </w:p>
     <w:p>
@@ -1126,7 +1126,7 @@
         <w:rPr>
           <w:sz w:val="19"/>
         </w:rPr>
-        <w:t>(D) Susceptibility is small and negative</w:t>
+        <w:t>(D) 3√(2) × 10^-5T</w:t>
       </w:r>
     </w:p>
     <w:tbl>
@@ -1167,7 +1167,7 @@
               </w:rPr>
               <w:t>Solution Analysis:</w:t>
               <w:br/>
-              <w:t>The correct choice is Option D. • Diamagnetic materials develop an induced magnetic moment opposite to an applied field, so their volume susceptibility is small and negative (χ &lt; 0). • They’re actually repelled (not attracted) by a magnet. • Their permeability μ is just below 1 (not as high as 1000). • And unlike paramagnets, their susceptibility is essentially independent of temperature.</w:t>
+              <w:t>Given, B_(H)=3 × 10^-5T δ=45° From the diagram cosδ =\fracB_(H)B ⇒ B =\fracB_(H)cosδ=\frac3 × 10^-5cos45° =3√(2) × 10^-5T</w:t>
             </w:r>
           </w:p>
         </w:tc>

--- a/data/exports/kcet-magnetism-and-matter_revision_notes.docx
+++ b/data/exports/kcet-magnetism-and-matter_revision_notes.docx
@@ -164,10 +164,10 @@
             <w:r>
               <w:rPr>
                 <w:b/>
-                <w:color w:val="2B6CB0"/>
+                <w:color w:val="C53030"/>
                 <w:sz w:val="19"/>
               </w:rPr>
-              <w:t>High</w:t>
+              <w:t>Very High</w:t>
             </w:r>
           </w:p>
         </w:tc>
@@ -189,7 +189,7 @@
                 <w:color w:val="2D3748"/>
                 <w:sz w:val="19"/>
               </w:rPr>
-              <w:t>Magnetic Materials (Dia, Para, Ferro) &amp; Hysteresis</w:t>
+              <w:t>Bar Magnet, Earth's Magnetism &amp; Magnetic Materials</w:t>
             </w:r>
           </w:p>
         </w:tc>
@@ -209,7 +209,7 @@
               <w:rPr>
                 <w:sz w:val="19"/>
               </w:rPr>
-              <w:t>11 PYQs</w:t>
+              <w:t>18 PYQs</w:t>
             </w:r>
           </w:p>
         </w:tc>
@@ -230,94 +230,7 @@
                 <w:color w:val="718096"/>
                 <w:sz w:val="19"/>
               </w:rPr>
-              <w:t>Materials</w:t>
-            </w:r>
-          </w:p>
-        </w:tc>
-      </w:tr>
-      <w:tr>
-        <w:tc>
-          <w:tcPr>
-            <w:tcW w:type="dxa" w:w="2160"/>
-            <w:shd w:fill="FFFFFF"/>
-            <w:tcMar>
-              <w:top w:w="80" w:type="dxa"/>
-              <w:bottom w:w="80" w:type="dxa"/>
-              <w:left w:w="150" w:type="dxa"/>
-              <w:right w:w="150" w:type="dxa"/>
-            </w:tcMar>
-          </w:tcPr>
-          <w:p>
-            <w:r>
-              <w:rPr>
-                <w:b/>
-                <w:color w:val="718096"/>
-                <w:sz w:val="19"/>
-              </w:rPr>
-              <w:t>Moderate</w:t>
-            </w:r>
-          </w:p>
-        </w:tc>
-        <w:tc>
-          <w:tcPr>
-            <w:tcW w:type="dxa" w:w="4320"/>
-            <w:shd w:fill="FFFFFF"/>
-            <w:tcMar>
-              <w:top w:w="80" w:type="dxa"/>
-              <w:bottom w:w="80" w:type="dxa"/>
-              <w:left w:w="150" w:type="dxa"/>
-              <w:right w:w="150" w:type="dxa"/>
-            </w:tcMar>
-          </w:tcPr>
-          <w:p>
-            <w:r>
-              <w:rPr>
-                <w:b/>
-                <w:color w:val="2D3748"/>
-                <w:sz w:val="19"/>
-              </w:rPr>
-              <w:t>Magnetic Dipole Moment &amp; Earth's Magnetism</w:t>
-            </w:r>
-          </w:p>
-        </w:tc>
-        <w:tc>
-          <w:tcPr>
-            <w:tcW w:type="dxa" w:w="1728"/>
-            <w:shd w:fill="FFFFFF"/>
-            <w:tcMar>
-              <w:top w:w="80" w:type="dxa"/>
-              <w:bottom w:w="80" w:type="dxa"/>
-              <w:left w:w="150" w:type="dxa"/>
-              <w:right w:w="150" w:type="dxa"/>
-            </w:tcMar>
-          </w:tcPr>
-          <w:p>
-            <w:r>
-              <w:rPr>
-                <w:sz w:val="19"/>
-              </w:rPr>
-              <w:t>7 PYQs</w:t>
-            </w:r>
-          </w:p>
-        </w:tc>
-        <w:tc>
-          <w:tcPr>
-            <w:tcW w:type="dxa" w:w="1872"/>
-            <w:shd w:fill="FFFFFF"/>
-            <w:tcMar>
-              <w:top w:w="80" w:type="dxa"/>
-              <w:bottom w:w="80" w:type="dxa"/>
-              <w:left w:w="150" w:type="dxa"/>
-              <w:right w:w="150" w:type="dxa"/>
-            </w:tcMar>
-          </w:tcPr>
-          <w:p>
-            <w:r>
-              <w:rPr>
-                <w:color w:val="718096"/>
-                <w:sz w:val="19"/>
-              </w:rPr>
-              <w:t>Dipoles &amp; Terrestrial</w:t>
+              <w:t>Magnetism Properties</w:t>
             </w:r>
           </w:p>
         </w:tc>
@@ -417,7 +330,7 @@
                 <w:color w:val="1A365D"/>
                 <w:sz w:val="19"/>
               </w:rPr>
-              <w:t>Magnetic Materials (Dia, Para, Ferro) &amp; Hysteresis</w:t>
+              <w:t>Bar Magnet, Earth's Magnetism &amp; Magnetic Materials</w:t>
             </w:r>
           </w:p>
         </w:tc>
@@ -439,53 +352,7 @@
                 <w:color w:val="2D3748"/>
                 <w:sz w:val="19"/>
               </w:rPr>
-              <w:t>\vec{B} = \mu_0(\vec{H} + \vec{M}), \quad \mu_r = 1 + \chi, \quad \chi_{\text{para}} = \frac{C}{T}, \quad \chi_{\text{ferro}} = \frac{C}{T - T_c}</w:t>
-            </w:r>
-          </w:p>
-        </w:tc>
-      </w:tr>
-      <w:tr>
-        <w:tc>
-          <w:tcPr>
-            <w:tcW w:type="dxa" w:w="3600"/>
-            <w:shd w:fill="FFFFFF"/>
-            <w:tcMar>
-              <w:top w:w="100" w:type="dxa"/>
-              <w:bottom w:w="100" w:type="dxa"/>
-              <w:left w:w="150" w:type="dxa"/>
-              <w:right w:w="150" w:type="dxa"/>
-            </w:tcMar>
-          </w:tcPr>
-          <w:p>
-            <w:r>
-              <w:rPr>
-                <w:b/>
-                <w:color w:val="1A365D"/>
-                <w:sz w:val="19"/>
-              </w:rPr>
-              <w:t>Magnetic Dipole Moment &amp; Earth's Magnetism</w:t>
-            </w:r>
-          </w:p>
-        </w:tc>
-        <w:tc>
-          <w:tcPr>
-            <w:tcW w:type="dxa" w:w="6480"/>
-            <w:shd w:fill="FFFFFF"/>
-            <w:tcMar>
-              <w:top w:w="100" w:type="dxa"/>
-              <w:bottom w:w="100" w:type="dxa"/>
-              <w:left w:w="150" w:type="dxa"/>
-              <w:right w:w="150" w:type="dxa"/>
-            </w:tcMar>
-          </w:tcPr>
-          <w:p>
-            <w:r>
-              <w:rPr>
-                <w:rFonts w:ascii="Cambria Math" w:hAnsi="Cambria Math"/>
-                <w:color w:val="2D3748"/>
-                <w:sz w:val="19"/>
-              </w:rPr>
-              <w:t>\vec{M} = I\vec{A} = N I A, \quad \mu_B = \frac{e\hbar}{2m} \approx 9.27 \times 10^{-24}\text{ A m}^2, \quad B_H = B\cos\delta, \quad \tan\delta = \frac{B_V}{B_H}</w:t>
+              <w:t>\tan\\theta = \frac{B_v}{B_h}, \quad B = \sqrt{B_h^2 + B_v^2}, \quad \mu_r = 1 + \chi_m, \quad \text{Curie: } \chi = \frac{C}{T}</w:t>
             </w:r>
           </w:p>
         </w:tc>
@@ -517,7 +384,7 @@
           <w:color w:val="2B6CB0"/>
           <w:sz w:val="24"/>
         </w:rPr>
-        <w:t>3.1 Magnetic Materials (Dia, Para, Ferro) &amp; Hysteresis (High Yield — 11 PYQs)</w:t>
+        <w:t>3.1 Bar Magnet, Earth's Magnetism &amp; Magnetic Materials (Very High Yield — 18 PYQs)</w:t>
       </w:r>
     </w:p>
     <w:p>
@@ -532,7 +399,7 @@
         <w:rPr>
           <w:sz w:val="20"/>
         </w:rPr>
-        <w:t>Classification of magnetic materials, Curie-Weiss law, and hysteresis loop area (energy dissipation).</w:t>
+        <w:t>Earth's magnetic elements: Declination, Dip angle θ where tanθ = (B_v / B_h), and Horizontal component B_h = Bcosθ. At the magnetic poles: θ = 90°, B_h = 0. At the magnetic equator: θ = 0°, B_v = 0. Material classification: Diamagnetic (χ &lt; 0, independent of T), Paramagnetic (χ &gt; 0, χ \propto 1/T Curie's law), Ferromagnetic (χ \gg 1, loses ferromagnetism above Curie temperature T_c).</w:t>
       </w:r>
     </w:p>
     <w:tbl>
@@ -570,7 +437,7 @@
                 <w:color w:val="2D3748"/>
                 <w:sz w:val="19"/>
               </w:rPr>
-              <w:t>Diamagnetic materials have small negative susceptibility χ &lt; 0 that is strictly independent of temperature.</w:t>
+              <w:t>Superconductors exhibit perfect diamagnetism with χ = -1 and μ_r = 0 (Meissner effect).</w:t>
             </w:r>
           </w:p>
         </w:tc>
@@ -611,7 +478,7 @@
                 <w:color w:val="2D3748"/>
                 <w:sz w:val="19"/>
               </w:rPr>
-              <w:t>Permanent magnets require high retentivity and high coercivity (e.g. Alnico). Transformer cores require high permeability and low hysteresis loss (soft iron).</w:t>
+              <w:t>If a bar magnet of moment M is cut into two equal halves along its length, each half has moment M/2. If cut perpendicular to its length, each half also has moment M/2.</w:t>
             </w:r>
           </w:p>
         </w:tc>
@@ -701,214 +568,6 @@
           <w:sz w:val="18"/>
         </w:rPr>
         <w:t xml:space="preserve">"Which of the following statements is true in respect of diamagnetic susbtances?..."  </w:t>
-      </w:r>
-      <w:r>
-        <w:rPr>
-          <w:b/>
-          <w:color w:val="2B6CB0"/>
-          <w:sz w:val="18"/>
-        </w:rPr>
-        <w:t>[Ans: N/A]</w:t>
-      </w:r>
-    </w:p>
-    <w:p>
-      <w:pPr>
-        <w:spacing w:after="120"/>
-      </w:pPr>
-    </w:p>
-    <w:p>
-      <w:pPr>
-        <w:pStyle w:val="Heading2"/>
-      </w:pPr>
-      <w:r>
-        <w:rPr>
-          <w:color w:val="2B6CB0"/>
-          <w:sz w:val="24"/>
-        </w:rPr>
-        <w:t>3.2 Magnetic Dipole Moment &amp; Earth's Magnetism (Moderate Yield — 7 PYQs)</w:t>
-      </w:r>
-    </w:p>
-    <w:p>
-      <w:r>
-        <w:rPr>
-          <w:b/>
-          <w:sz w:val="20"/>
-        </w:rPr>
-        <w:t xml:space="preserve">Core Principle: </w:t>
-      </w:r>
-      <w:r>
-        <w:rPr>
-          <w:sz w:val="20"/>
-        </w:rPr>
-        <w:t>Current loops as magnetic dipoles, orbital electron magnetic moment, and elements of Earth's magnetic field.</w:t>
-      </w:r>
-    </w:p>
-    <w:tbl>
-      <w:tblPr>
-        <w:tblW w:type="auto" w:w="0"/>
-        <w:jc w:val="center"/>
-        <w:tblLook w:firstColumn="1" w:firstRow="1" w:lastColumn="0" w:lastRow="0" w:noHBand="0" w:noVBand="1" w:val="04A0"/>
-      </w:tblPr>
-      <w:tblGrid>
-        <w:gridCol w:w="10080"/>
-      </w:tblGrid>
-      <w:tr>
-        <w:tc>
-          <w:tcPr>
-            <w:tcW w:type="dxa" w:w="10080"/>
-            <w:shd w:fill="FFF5F5"/>
-            <w:tcMar>
-              <w:top w:w="100" w:type="dxa"/>
-              <w:bottom w:w="100" w:type="dxa"/>
-              <w:left w:w="150" w:type="dxa"/>
-              <w:right w:w="150" w:type="dxa"/>
-            </w:tcMar>
-          </w:tcPr>
-          <w:p>
-            <w:r>
-              <w:rPr>
-                <w:b/>
-                <w:color w:val="C53030"/>
-                <w:sz w:val="19"/>
-              </w:rPr>
-              <w:t xml:space="preserve">⚠️ Common Trap / JEE Pitfall: </w:t>
-            </w:r>
-            <w:r>
-              <w:rPr>
-                <w:color w:val="2D3748"/>
-                <w:sz w:val="19"/>
-              </w:rPr>
-              <w:t>At the magnetic equator, dip angle δ = 0° (B_V = 0). At magnetic poles, dip angle δ = 90° (B_H = 0).</w:t>
-            </w:r>
-          </w:p>
-        </w:tc>
-      </w:tr>
-    </w:tbl>
-    <w:tbl>
-      <w:tblPr>
-        <w:tblW w:type="auto" w:w="0"/>
-        <w:jc w:val="center"/>
-        <w:tblLook w:firstColumn="1" w:firstRow="1" w:lastColumn="0" w:lastRow="0" w:noHBand="0" w:noVBand="1" w:val="04A0"/>
-      </w:tblPr>
-      <w:tblGrid>
-        <w:gridCol w:w="10080"/>
-      </w:tblGrid>
-      <w:tr>
-        <w:tc>
-          <w:tcPr>
-            <w:tcW w:type="dxa" w:w="10080"/>
-            <w:shd w:fill="F0FFF4"/>
-            <w:tcMar>
-              <w:top w:w="100" w:type="dxa"/>
-              <w:bottom w:w="100" w:type="dxa"/>
-              <w:left w:w="150" w:type="dxa"/>
-              <w:right w:w="150" w:type="dxa"/>
-            </w:tcMar>
-          </w:tcPr>
-          <w:p>
-            <w:r>
-              <w:rPr>
-                <w:b/>
-                <w:color w:val="276749"/>
-                <w:sz w:val="19"/>
-              </w:rPr>
-              <w:t xml:space="preserve">💡 Speed Hack / Trick: </w:t>
-            </w:r>
-            <w:r>
-              <w:rPr>
-                <w:color w:val="2D3748"/>
-                <w:sz w:val="19"/>
-              </w:rPr>
-              <w:t>Apparent dip δ_1, δ_2 in two mutually perpendicular vertical planes: \cot^2δ = \cot^2δ_1 + \cot^2δ_2.</w:t>
-            </w:r>
-          </w:p>
-        </w:tc>
-      </w:tr>
-    </w:tbl>
-    <w:p>
-      <w:pPr>
-        <w:spacing w:before="120" w:after="40"/>
-      </w:pPr>
-      <w:r>
-        <w:rPr>
-          <w:b/>
-          <w:color w:val="1A365D"/>
-          <w:sz w:val="19"/>
-        </w:rPr>
-        <w:t>Source PYQs testing this concept:</w:t>
-      </w:r>
-    </w:p>
-    <w:p>
-      <w:pPr>
-        <w:pStyle w:val="ListBullet"/>
-        <w:spacing w:after="40"/>
-      </w:pPr>
-      <w:r>
-        <w:rPr>
-          <w:b/>
-          <w:sz w:val="18"/>
-        </w:rPr>
-        <w:t xml:space="preserve">[2023 Shift] Q#3 (MCQ): </w:t>
-      </w:r>
-      <w:r>
-        <w:rPr>
-          <w:sz w:val="18"/>
-        </w:rPr>
-        <w:t xml:space="preserve">"The horizontal component of Earth's magnetic field at a place is 3 × 10^-5T . If the dip at that place is 45° , the result..."  </w:t>
-      </w:r>
-      <w:r>
-        <w:rPr>
-          <w:b/>
-          <w:color w:val="2B6CB0"/>
-          <w:sz w:val="18"/>
-        </w:rPr>
-        <w:t>[Ans: N/A]</w:t>
-      </w:r>
-    </w:p>
-    <w:p>
-      <w:pPr>
-        <w:pStyle w:val="ListBullet"/>
-        <w:spacing w:after="40"/>
-      </w:pPr>
-      <w:r>
-        <w:rPr>
-          <w:b/>
-          <w:sz w:val="18"/>
-        </w:rPr>
-        <w:t xml:space="preserve">[2021 Shift] Q#4 (MCQ): </w:t>
-      </w:r>
-      <w:r>
-        <w:rPr>
-          <w:sz w:val="18"/>
-        </w:rPr>
-        <w:t xml:space="preserve">"Earth's magnetic field always has a horizontal component except at..."  </w:t>
-      </w:r>
-      <w:r>
-        <w:rPr>
-          <w:b/>
-          <w:color w:val="2B6CB0"/>
-          <w:sz w:val="18"/>
-        </w:rPr>
-        <w:t>[Ans: N/A]</w:t>
-      </w:r>
-    </w:p>
-    <w:p>
-      <w:pPr>
-        <w:pStyle w:val="ListBullet"/>
-        <w:spacing w:after="40"/>
-      </w:pPr>
-      <w:r>
-        <w:rPr>
-          <w:b/>
-          <w:sz w:val="18"/>
-        </w:rPr>
-        <w:t xml:space="preserve">[2019 Shift] Q#3 (MCQ): </w:t>
-      </w:r>
-      <w:r>
-        <w:rPr>
-          <w:sz w:val="18"/>
-        </w:rPr>
-        <w:t xml:space="preserve">"A magnetic needle has a magnetic moment of 5 × 10^-2Am^2 and moment of inertia 8 × 10^-6kgm^2 . It has a period of osc..."  </w:t>
       </w:r>
       <w:r>
         <w:rPr>
@@ -1047,127 +706,6 @@
               <w:t>Solution Analysis:</w:t>
               <w:br/>
               <w:t>The wrong statements are II and III . For magnetic substances, remember these NCERT-based facts: Diamagnetic substances have small negative susceptibility: -1 ≤ χ&lt;0 So statement I is correct. Paramagnetic substances have small positive susceptibility: 0&lt;χ≪1 They do not have χ≫1 . So statement II is wrong. Ferromagnetic substances have very large positive susceptibility: χ≫1 They do not have χ≪1 . So statement III is wrong. For ferromagnetic substances, relative permeability is also very large: μ_(r)≫1 So statement IV is correct. Hence, the wrong statements are: II and III Correct option: Option C .</w:t>
-            </w:r>
-          </w:p>
-        </w:tc>
-      </w:tr>
-    </w:tbl>
-    <w:p>
-      <w:pPr>
-        <w:spacing w:after="120"/>
-      </w:pPr>
-    </w:p>
-    <w:p>
-      <w:pPr>
-        <w:spacing w:before="160" w:after="40"/>
-      </w:pPr>
-      <w:r>
-        <w:rPr>
-          <w:b/>
-          <w:color w:val="1A365D"/>
-          <w:sz w:val="22"/>
-        </w:rPr>
-        <w:t>Benchmark Problem 2: KCET 2023 (Q#3)</w:t>
-      </w:r>
-    </w:p>
-    <w:p>
-      <w:pPr>
-        <w:spacing w:after="80"/>
-      </w:pPr>
-      <w:r>
-        <w:rPr>
-          <w:sz w:val="20"/>
-        </w:rPr>
-        <w:t>The horizontal component of Earth's magnetic field at a place is 3 × 10^-5T . If the dip at that place is 45° , the resultant magnetic field at that place is</w:t>
-      </w:r>
-    </w:p>
-    <w:p>
-      <w:pPr>
-        <w:pStyle w:val="ListBullet"/>
-        <w:spacing w:after="20"/>
-      </w:pPr>
-      <w:r>
-        <w:rPr>
-          <w:sz w:val="19"/>
-        </w:rPr>
-        <w:t>(A) 3 × 10^-5T</w:t>
-      </w:r>
-    </w:p>
-    <w:p>
-      <w:pPr>
-        <w:pStyle w:val="ListBullet"/>
-        <w:spacing w:after="20"/>
-      </w:pPr>
-      <w:r>
-        <w:rPr>
-          <w:sz w:val="19"/>
-        </w:rPr>
-        <w:t>(B) \frac3√(2) × 10^-5T</w:t>
-      </w:r>
-    </w:p>
-    <w:p>
-      <w:pPr>
-        <w:pStyle w:val="ListBullet"/>
-        <w:spacing w:after="20"/>
-      </w:pPr>
-      <w:r>
-        <w:rPr>
-          <w:sz w:val="19"/>
-        </w:rPr>
-        <w:t>(C) 3/2√(3) × 10^-5T</w:t>
-      </w:r>
-    </w:p>
-    <w:p>
-      <w:pPr>
-        <w:pStyle w:val="ListBullet"/>
-        <w:spacing w:after="20"/>
-      </w:pPr>
-      <w:r>
-        <w:rPr>
-          <w:sz w:val="19"/>
-        </w:rPr>
-        <w:t>(D) 3√(2) × 10^-5T</w:t>
-      </w:r>
-    </w:p>
-    <w:tbl>
-      <w:tblPr>
-        <w:tblW w:type="auto" w:w="0"/>
-        <w:jc w:val="center"/>
-        <w:tblLook w:firstColumn="1" w:firstRow="1" w:lastColumn="0" w:lastRow="0" w:noHBand="0" w:noVBand="1" w:val="04A0"/>
-      </w:tblPr>
-      <w:tblGrid>
-        <w:gridCol w:w="10080"/>
-      </w:tblGrid>
-      <w:tr>
-        <w:tc>
-          <w:tcPr>
-            <w:tcW w:type="dxa" w:w="10080"/>
-            <w:shd w:fill="F7FAFC"/>
-            <w:tcMar>
-              <w:top w:w="100" w:type="dxa"/>
-              <w:bottom w:w="100" w:type="dxa"/>
-              <w:left w:w="150" w:type="dxa"/>
-              <w:right w:w="150" w:type="dxa"/>
-            </w:tcMar>
-          </w:tcPr>
-          <w:p>
-            <w:r>
-              <w:rPr>
-                <w:b/>
-                <w:color w:val="1A365D"/>
-                <w:sz w:val="19"/>
-              </w:rPr>
-              <w:t>Correct Answer: None</w:t>
-              <w:br/>
-            </w:r>
-            <w:r>
-              <w:rPr>
-                <w:color w:val="2D3748"/>
-                <w:sz w:val="18"/>
-              </w:rPr>
-              <w:t>Solution Analysis:</w:t>
-              <w:br/>
-              <w:t>Given, B_(H)=3 × 10^-5T δ=45° From the diagram cosδ =\fracB_(H)B ⇒ B =\fracB_(H)cosδ=\frac3 × 10^-5cos45° =3√(2) × 10^-5T</w:t>
             </w:r>
           </w:p>
         </w:tc>
